--- a/01_The_Blue_Silence/Manuscript/THE_BLUE_SILENCE_Chapter_35_The_List.docx
+++ b/01_The_Blue_Silence/Manuscript/THE_BLUE_SILENCE_Chapter_35_The_List.docx
@@ -284,6 +284,70 @@
         <w:jc w:val="left"/>
       </w:pPr>
       <w:r>
+        <w:t>They were Latif Murni’s. Three years of payments from the eastern region disposal tender, passing through subcontractors into small accounts with names like staff welfare fund and community outreach.</w:t>
+      </w:r>
+    </w:p>
+    <w:p>
+      <w:pPr>
+        <w:jc w:val="left"/>
+      </w:pPr>
+      <w:r>
+        <w:t>“Every transfer is inside the tender rules,” Grace said. “That is what makes it elegant.”</w:t>
+      </w:r>
+    </w:p>
+    <w:p>
+      <w:pPr>
+        <w:jc w:val="left"/>
+      </w:pPr>
+      <w:r>
+        <w:t>“Operator?” Rafiq asked.</w:t>
+      </w:r>
+    </w:p>
+    <w:p>
+      <w:pPr>
+        <w:jc w:val="left"/>
+      </w:pPr>
+      <w:r>
+        <w:t>“It does not run anything. It carries things.”</w:t>
+      </w:r>
+    </w:p>
+    <w:p>
+      <w:pPr>
+        <w:jc w:val="left"/>
+      </w:pPr>
+      <w:r>
+        <w:t>“Keeper, then?”</w:t>
+      </w:r>
+    </w:p>
+    <w:p>
+      <w:pPr>
+        <w:jc w:val="left"/>
+      </w:pPr>
+      <w:r>
+        <w:t>Daniel shook his head. “It holds nothing. It forgets very efficiently. That is the service.”</w:t>
+      </w:r>
+    </w:p>
+    <w:p>
+      <w:pPr>
+        <w:jc w:val="left"/>
+      </w:pPr>
+      <w:r>
+        <w:t>Rahman thought of a hospital bill paid for a constable who had said he did not know the company, and of a journalist at a Sunday table asking, politely, how a tender was won. He said nothing about the second. It was not ORION’s information.</w:t>
+      </w:r>
+    </w:p>
+    <w:p>
+      <w:pPr>
+        <w:jc w:val="left"/>
+      </w:pPr>
+      <w:r>
+        <w:t>But he saw that he had begun to keep a list of what he did not say, and that it was getting longer.</w:t>
+      </w:r>
+    </w:p>
+    <w:p>
+      <w:pPr>
+        <w:jc w:val="left"/>
+      </w:pPr>
+      <w:r>
         <w:t>Rafiq arrived halfway through.</w:t>
       </w:r>
     </w:p>
@@ -3204,7 +3268,687 @@
         <w:jc w:val="left"/>
       </w:pPr>
       <w:r>
-        <w:t>Rahman stood alone after the others left.</w:t>
+        <w:t>At ten to ten Rafiq’s phone rang.</w:t>
+      </w:r>
+    </w:p>
+    <w:p>
+      <w:pPr>
+        <w:jc w:val="left"/>
+      </w:pPr>
+      <w:r>
+        <w:t>He looked at the screen, then at Rahman, and said nothing, which was how Rahman knew.</w:t>
+      </w:r>
+    </w:p>
+    <w:p>
+      <w:pPr>
+        <w:jc w:val="left"/>
+      </w:pPr>
+      <w:r>
+        <w:t>The number was one Rahman had never saved because he had never needed to. It belonged to a pay phone outside a Chinese medicine shop in the old quarter. A voice he had known since 1995 spoke without greeting.</w:t>
+      </w:r>
+    </w:p>
+    <w:p>
+      <w:pPr>
+        <w:jc w:val="left"/>
+      </w:pPr>
+      <w:r>
+        <w:t>“Dato’. Two men asked my landlady how my name is spelled.”</w:t>
+      </w:r>
+    </w:p>
+    <w:p>
+      <w:pPr>
+        <w:jc w:val="left"/>
+      </w:pPr>
+      <w:r>
+        <w:t>“Which name?”</w:t>
+      </w:r>
+    </w:p>
+    <w:p>
+      <w:pPr>
+        <w:jc w:val="left"/>
+      </w:pPr>
+      <w:r>
+        <w:t>“The first one. The one on the arrest sheet. Nobody has used that spelling since you wrote it.”</w:t>
+      </w:r>
+    </w:p>
+    <w:p>
+      <w:pPr>
+        <w:jc w:val="left"/>
+      </w:pPr>
+      <w:r>
+        <w:t>Rahman understood at once what that meant. Kelana had been invisible for thirty years not because he hid well but because nobody had needed to find Muhammad Khairul. Somebody needed him now.</w:t>
+      </w:r>
+    </w:p>
+    <w:p>
+      <w:pPr>
+        <w:jc w:val="left"/>
+      </w:pPr>
+      <w:r>
+        <w:t>“Where are you?”</w:t>
+      </w:r>
+    </w:p>
+    <w:p>
+      <w:pPr>
+        <w:jc w:val="left"/>
+      </w:pPr>
+      <w:r>
+        <w:t>“Where I am is not the question. Where I can be in forty minutes is.”</w:t>
+      </w:r>
+    </w:p>
+    <w:p>
+      <w:pPr>
+        <w:jc w:val="left"/>
+      </w:pPr>
+      <w:r>
+        <w:t>“Name it.”</w:t>
+      </w:r>
+    </w:p>
+    <w:p>
+      <w:pPr>
+        <w:jc w:val="left"/>
+      </w:pPr>
+      <w:r>
+        <w:t>“Not on the phone. You have friends who listen to phones.”</w:t>
+      </w:r>
+    </w:p>
+    <w:p>
+      <w:pPr>
+        <w:jc w:val="left"/>
+      </w:pPr>
+      <w:r>
+        <w:t>Rahman thought, very quickly, about the Circle’s only real weapon: it knew when the police were coming. Every raid that had failed, every witness who had vanished, every warehouse with warm food and no people had been the same trick. Information moved faster than the people carrying it.</w:t>
+      </w:r>
+    </w:p>
+    <w:p>
+      <w:pPr>
+        <w:jc w:val="left"/>
+      </w:pPr>
+      <w:r>
+        <w:t>“Listen,” he said. “At eleven you walk to the all-night laundrette on Jalan Kenanga. Go inside and sit by the fourth machine. If a car stops outside, do not get in unless the driver says your mother’s name.”</w:t>
+      </w:r>
+    </w:p>
+    <w:p>
+      <w:pPr>
+        <w:jc w:val="left"/>
+      </w:pPr>
+      <w:r>
+        <w:t>“My mother is dead.”</w:t>
+      </w:r>
+    </w:p>
+    <w:p>
+      <w:pPr>
+        <w:jc w:val="left"/>
+      </w:pPr>
+      <w:r>
+        <w:t>“Then he will say it correctly.”</w:t>
+      </w:r>
+    </w:p>
+    <w:p>
+      <w:pPr>
+        <w:jc w:val="left"/>
+      </w:pPr>
+      <w:r>
+        <w:t>He ended the call and took the SIM from the handset, and for the first time in weeks Rafiq saw him do something that looked like pleasure.</w:t>
+      </w:r>
+    </w:p>
+    <w:p>
+      <w:pPr>
+        <w:jc w:val="left"/>
+      </w:pPr>
+      <w:r>
+        <w:t>“Who knows?” Rafiq asked.</w:t>
+      </w:r>
+    </w:p>
+    <w:p>
+      <w:pPr>
+        <w:jc w:val="left"/>
+      </w:pPr>
+      <w:r>
+        <w:t>“You. Me.”</w:t>
+      </w:r>
+    </w:p>
+    <w:p>
+      <w:pPr>
+        <w:jc w:val="left"/>
+      </w:pPr>
+      <w:r>
+        <w:t>“Aisyah?”</w:t>
+      </w:r>
+    </w:p>
+    <w:p>
+      <w:pPr>
+        <w:jc w:val="left"/>
+      </w:pPr>
+      <w:r>
+        <w:t>“Afterwards.”</w:t>
+      </w:r>
+    </w:p>
+    <w:p>
+      <w:pPr>
+        <w:jc w:val="left"/>
+      </w:pPr>
+      <w:r>
+        <w:t>“Daniel?”</w:t>
+      </w:r>
+    </w:p>
+    <w:p>
+      <w:pPr>
+        <w:jc w:val="left"/>
+      </w:pPr>
+      <w:r>
+        <w:t>“He is going to be annoyed.”</w:t>
+      </w:r>
+    </w:p>
+    <w:p>
+      <w:pPr>
+        <w:jc w:val="left"/>
+      </w:pPr>
+      <w:r>
+        <w:t>It was the cleanest operation Rahman had run in years, and it consisted almost entirely of not telling people things.</w:t>
+      </w:r>
+    </w:p>
+    <w:p>
+      <w:pPr>
+        <w:jc w:val="left"/>
+      </w:pPr>
+      <w:r>
+        <w:t>They used Rafiq’s own car, an unremarkable grey Alza that smelled of air freshener and cold coffee. Sergeant Iskandar followed three hundred metres behind in a rented van. No radios. A burner phone each. At 22:32 Rafiq turned off Jalan Kenanga a block early, parked behind a shuttered tailor’s, and sent the address to Iskandar by text message that deleted itself.</w:t>
+      </w:r>
+    </w:p>
+    <w:p>
+      <w:pPr>
+        <w:jc w:val="left"/>
+      </w:pPr>
+      <w:r>
+        <w:t>Rahman sat in the passenger seat with the window down an inch and listened to the street.</w:t>
+      </w:r>
+    </w:p>
+    <w:p>
+      <w:pPr>
+        <w:jc w:val="left"/>
+      </w:pPr>
+      <w:r>
+        <w:t>A food-delivery rider cut through the lane. A cat on a car roof. Two schoolboys in uniform, out far too late, sharing a bag of fried bananas.</w:t>
+      </w:r>
+    </w:p>
+    <w:p>
+      <w:pPr>
+        <w:jc w:val="left"/>
+      </w:pPr>
+      <w:r>
+        <w:t>At 22:51 a grey Hilux rolled past the laundrette and parked on the far side of the road with its lights off.</w:t>
+      </w:r>
+    </w:p>
+    <w:p>
+      <w:pPr>
+        <w:jc w:val="left"/>
+      </w:pPr>
+      <w:r>
+        <w:t>“Wait,” Rahman said.</w:t>
+      </w:r>
+    </w:p>
+    <w:p>
+      <w:pPr>
+        <w:jc w:val="left"/>
+      </w:pPr>
+      <w:r>
+        <w:t>Rafiq had already stopped breathing.</w:t>
+      </w:r>
+    </w:p>
+    <w:p>
+      <w:pPr>
+        <w:jc w:val="left"/>
+      </w:pPr>
+      <w:r>
+        <w:t>The Hilux sat there. Two men inside. Neither got out. The one in the passenger seat lit a cigarette and held it below the dash so the glow would not show, which was a tradecraft mistake and also a clear statement of intent.</w:t>
+      </w:r>
+    </w:p>
+    <w:p>
+      <w:pPr>
+        <w:jc w:val="left"/>
+      </w:pPr>
+      <w:r>
+        <w:t>“They weren’t told by us,” Rafiq said.</w:t>
+      </w:r>
+    </w:p>
+    <w:p>
+      <w:pPr>
+        <w:jc w:val="left"/>
+      </w:pPr>
+      <w:r>
+        <w:t>“No.”</w:t>
+      </w:r>
+    </w:p>
+    <w:p>
+      <w:pPr>
+        <w:jc w:val="left"/>
+      </w:pPr>
+      <w:r>
+        <w:t>“They’ve been following him all day.”</w:t>
+      </w:r>
+    </w:p>
+    <w:p>
+      <w:pPr>
+        <w:jc w:val="left"/>
+      </w:pPr>
+      <w:r>
+        <w:t>“Probably since the landlady.”</w:t>
+      </w:r>
+    </w:p>
+    <w:p>
+      <w:pPr>
+        <w:jc w:val="left"/>
+      </w:pPr>
+      <w:r>
+        <w:t>Through the laundrette’s fogged glass Rahman could see a thin figure in a faded shirt sitting at the fourth machine, one hand resting on a plastic bag of nothing at all. He was watching the dryer turn as if it were the most interesting thing he had seen in a decade. Only the very still shoulders gave him away.</w:t>
+      </w:r>
+    </w:p>
+    <w:p>
+      <w:pPr>
+        <w:jc w:val="left"/>
+      </w:pPr>
+      <w:r>
+        <w:t>Kelana had always been good at being looked at without appearing to be seen.</w:t>
+      </w:r>
+    </w:p>
+    <w:p>
+      <w:pPr>
+        <w:jc w:val="left"/>
+      </w:pPr>
+      <w:r>
+        <w:t>“Plan B,” Rafiq said.</w:t>
+      </w:r>
+    </w:p>
+    <w:p>
+      <w:pPr>
+        <w:jc w:val="left"/>
+      </w:pPr>
+      <w:r>
+        <w:t>“Is there a Plan B?”</w:t>
+      </w:r>
+    </w:p>
+    <w:p>
+      <w:pPr>
+        <w:jc w:val="left"/>
+      </w:pPr>
+      <w:r>
+        <w:t>“There is now.”</w:t>
+      </w:r>
+    </w:p>
+    <w:p>
+      <w:pPr>
+        <w:jc w:val="left"/>
+      </w:pPr>
+      <w:r>
+        <w:t>Rafiq started the car. He drove it round the block, into the back lane behind the laundrette, and stopped where a delivery door stood half open to let out the steam. Iskandar’s van swung in behind them and parked across the lane mouth. Two men with shopping bags stepped out and stood talking beside it, arguing loudly about football, blocking the view.</w:t>
+      </w:r>
+    </w:p>
+    <w:p>
+      <w:pPr>
+        <w:jc w:val="left"/>
+      </w:pPr>
+      <w:r>
+        <w:t>Rahman got out and walked through the steam into a room full of tumbling clothes.</w:t>
+      </w:r>
+    </w:p>
+    <w:p>
+      <w:pPr>
+        <w:jc w:val="left"/>
+      </w:pPr>
+      <w:r>
+        <w:t>Kelana looked up.</w:t>
+      </w:r>
+    </w:p>
+    <w:p>
+      <w:pPr>
+        <w:jc w:val="left"/>
+      </w:pPr>
+      <w:r>
+        <w:t>For a second neither man said anything. There were thirty years between them and a very small room.</w:t>
+      </w:r>
+    </w:p>
+    <w:p>
+      <w:pPr>
+        <w:jc w:val="left"/>
+      </w:pPr>
+      <w:r>
+        <w:t>“Dato’. You look like a man who has been reading.”</w:t>
+      </w:r>
+    </w:p>
+    <w:p>
+      <w:pPr>
+        <w:jc w:val="left"/>
+      </w:pPr>
+      <w:r>
+        <w:t>“I have been listening.”</w:t>
+      </w:r>
+    </w:p>
+    <w:p>
+      <w:pPr>
+        <w:jc w:val="left"/>
+      </w:pPr>
+      <w:r>
+        <w:t>“That is worse.”</w:t>
+      </w:r>
+    </w:p>
+    <w:p>
+      <w:pPr>
+        <w:jc w:val="left"/>
+      </w:pPr>
+      <w:r>
+        <w:t>“Your mother’s name,” Rahman said, “was Zainab.”</w:t>
+      </w:r>
+    </w:p>
+    <w:p>
+      <w:pPr>
+        <w:jc w:val="left"/>
+      </w:pPr>
+      <w:r>
+        <w:t>“Yes.”</w:t>
+      </w:r>
+    </w:p>
+    <w:p>
+      <w:pPr>
+        <w:jc w:val="left"/>
+      </w:pPr>
+      <w:r>
+        <w:t>“Then come.”</w:t>
+      </w:r>
+    </w:p>
+    <w:p>
+      <w:pPr>
+        <w:jc w:val="left"/>
+      </w:pPr>
+      <w:r>
+        <w:t>They went out through the steam in the back and into the lane. Kelana moved the way old informants move, close to the wall, hips turned, as though the street were still a corridor in a building where somebody was waiting. He got into the back of the Alza beside the child’s seat and sat very upright, hands on his knees.</w:t>
+      </w:r>
+    </w:p>
+    <w:p>
+      <w:pPr>
+        <w:jc w:val="left"/>
+      </w:pPr>
+      <w:r>
+        <w:t>The Hilux started its engine as they pulled away.</w:t>
+      </w:r>
+    </w:p>
+    <w:p>
+      <w:pPr>
+        <w:jc w:val="left"/>
+      </w:pPr>
+      <w:r>
+        <w:t>“Left,” Rahman said.</w:t>
+      </w:r>
+    </w:p>
+    <w:p>
+      <w:pPr>
+        <w:jc w:val="left"/>
+      </w:pPr>
+      <w:r>
+        <w:t>Rafiq turned into the market lane. It was nearly eleven at night and narrow enough that the wing mirrors almost touched the awnings, and the stallholders were hosing down for the morning. A vegetable lorry had been left half across the lane, hazard lights blinking. Rafiq drove through the gap with perhaps a hand’s width on either side. Behind them the Hilux did not fit.</w:t>
+      </w:r>
+    </w:p>
+    <w:p>
+      <w:pPr>
+        <w:jc w:val="left"/>
+      </w:pPr>
+      <w:r>
+        <w:t>Three minutes later they were in a multi-storey car park, and two minutes after that Kelana was in the back of a different car, a white Proton with a family sticker on the bumper, being driven away by someone he had not met.</w:t>
+      </w:r>
+    </w:p>
+    <w:p>
+      <w:pPr>
+        <w:jc w:val="left"/>
+      </w:pPr>
+      <w:r>
+        <w:t>Rahman sat with him for the first part of that drive.</w:t>
+      </w:r>
+    </w:p>
+    <w:p>
+      <w:pPr>
+        <w:jc w:val="left"/>
+      </w:pPr>
+      <w:r>
+        <w:t>“Do not say the name,” Rahman said. “Not in a car. I do not want it said in a car.”</w:t>
+      </w:r>
+    </w:p>
+    <w:p>
+      <w:pPr>
+        <w:jc w:val="left"/>
+      </w:pPr>
+      <w:r>
+        <w:t>“I was not going to.”</w:t>
+      </w:r>
+    </w:p>
+    <w:p>
+      <w:pPr>
+        <w:jc w:val="left"/>
+      </w:pPr>
+      <w:r>
+        <w:t>“Say it to a judge.”</w:t>
+      </w:r>
+    </w:p>
+    <w:p>
+      <w:pPr>
+        <w:jc w:val="left"/>
+      </w:pPr>
+      <w:r>
+        <w:t>“With a lawyer who isn’t yours.”</w:t>
+      </w:r>
+    </w:p>
+    <w:p>
+      <w:pPr>
+        <w:jc w:val="left"/>
+      </w:pPr>
+      <w:r>
+        <w:t>“With whichever lawyer you choose.”</w:t>
+      </w:r>
+    </w:p>
+    <w:p>
+      <w:pPr>
+        <w:jc w:val="left"/>
+      </w:pPr>
+      <w:r>
+        <w:t>Kelana studied him with the tired, appraising look of a man pricing a house he cannot afford.</w:t>
+      </w:r>
+    </w:p>
+    <w:p>
+      <w:pPr>
+        <w:jc w:val="left"/>
+      </w:pPr>
+      <w:r>
+        <w:t>“You found the tape,” he said.</w:t>
+      </w:r>
+    </w:p>
+    <w:p>
+      <w:pPr>
+        <w:jc w:val="left"/>
+      </w:pPr>
+      <w:r>
+        <w:t>Rahman was careful not to move. “How would you know that?”</w:t>
+      </w:r>
+    </w:p>
+    <w:p>
+      <w:pPr>
+        <w:jc w:val="left"/>
+      </w:pPr>
+      <w:r>
+        <w:t>“Because you came for me at once. Before you had even decided what to ask.” A thin smile. “Harun told me he would never keep it. He said it was too dangerous to be kept. He said it twice. So I knew he had.”</w:t>
+      </w:r>
+    </w:p>
+    <w:p>
+      <w:pPr>
+        <w:jc w:val="left"/>
+      </w:pPr>
+      <w:r>
+        <w:t>They crossed the river. Kota Aruna slid by in orange and black.</w:t>
+      </w:r>
+    </w:p>
+    <w:p>
+      <w:pPr>
+        <w:jc w:val="left"/>
+      </w:pPr>
+      <w:r>
+        <w:t>“I said I would give you the name when the country could afford it,” Kelana said.</w:t>
+      </w:r>
+    </w:p>
+    <w:p>
+      <w:pPr>
+        <w:jc w:val="left"/>
+      </w:pPr>
+      <w:r>
+        <w:t>“That was thirty years ago.”</w:t>
+      </w:r>
+    </w:p>
+    <w:p>
+      <w:pPr>
+        <w:jc w:val="left"/>
+      </w:pPr>
+      <w:r>
+        <w:t>“It could not afford it then.”</w:t>
+      </w:r>
+    </w:p>
+    <w:p>
+      <w:pPr>
+        <w:jc w:val="left"/>
+      </w:pPr>
+      <w:r>
+        <w:t>“Can it now?”</w:t>
+      </w:r>
+    </w:p>
+    <w:p>
+      <w:pPr>
+        <w:jc w:val="left"/>
+      </w:pPr>
+      <w:r>
+        <w:t>Kelana looked out of the window.</w:t>
+      </w:r>
+    </w:p>
+    <w:p>
+      <w:pPr>
+        <w:jc w:val="left"/>
+      </w:pPr>
+      <w:r>
+        <w:t>“Ask me in a week,” he said. “If I am still here.”</w:t>
+      </w:r>
+    </w:p>
+    <w:p>
+      <w:pPr>
+        <w:jc w:val="left"/>
+      </w:pPr>
+      <w:r>
+        <w:t>The rest house was on a ridge forty minutes out, an old government property with a gate that someone had repainted last year and a guard who was told only a number. Rahman did not go in. He stood beside the car with his hand on the door, and Kelana got out and stood with him for a moment in the cool dark that smelled of cut grass and wet laterite.</w:t>
+      </w:r>
+    </w:p>
+    <w:p>
+      <w:pPr>
+        <w:jc w:val="left"/>
+      </w:pPr>
+      <w:r>
+        <w:t>“You carried him a long time,” Kelana said.</w:t>
+      </w:r>
+    </w:p>
+    <w:p>
+      <w:pPr>
+        <w:jc w:val="left"/>
+      </w:pPr>
+      <w:r>
+        <w:t>Rahman did not ask which him.</w:t>
+      </w:r>
+    </w:p>
+    <w:p>
+      <w:pPr>
+        <w:jc w:val="left"/>
+      </w:pPr>
+      <w:r>
+        <w:t>Then Kelana walked in through the gate with his plastic bag of nothing at all, and the guard closed it behind him.</w:t>
+      </w:r>
+    </w:p>
+    <w:p>
+      <w:pPr>
+        <w:jc w:val="left"/>
+      </w:pPr>
+      <w:r>
+        <w:t>Rafiq was waiting at the bottom of the hill.</w:t>
+      </w:r>
+    </w:p>
+    <w:p>
+      <w:pPr>
+        <w:jc w:val="left"/>
+      </w:pPr>
+      <w:r>
+        <w:t>“No one followed.”</w:t>
+      </w:r>
+    </w:p>
+    <w:p>
+      <w:pPr>
+        <w:jc w:val="left"/>
+      </w:pPr>
+      <w:r>
+        <w:t>“Someone did.”</w:t>
+      </w:r>
+    </w:p>
+    <w:p>
+      <w:pPr>
+        <w:jc w:val="left"/>
+      </w:pPr>
+      <w:r>
+        <w:t>“Not to this point.”</w:t>
+      </w:r>
+    </w:p>
+    <w:p>
+      <w:pPr>
+        <w:jc w:val="left"/>
+      </w:pPr>
+      <w:r>
+        <w:t>“No,” Rahman said. “Not to this point.”</w:t>
+      </w:r>
+    </w:p>
+    <w:p>
+      <w:pPr>
+        <w:jc w:val="left"/>
+      </w:pPr>
+      <w:r>
+        <w:t>It was not a victory. It was a man not dying on a night when somebody had intended it. In Rahman’s experience the Circle did not lose often, and when it did, it did not lose loudly.</w:t>
+      </w:r>
+    </w:p>
+    <w:p>
+      <w:pPr>
+        <w:jc w:val="left"/>
+      </w:pPr>
+      <w:r>
+        <w:t>He told Aisyah and Daniel at midnight, in SOC 4, with the door closed. Daniel was annoyed, as promised, then silent, then asked whether Kelana had eaten. Aisyah only said, “Who knew about the call?” and Rafiq said, “The three of us,” and Aisyah wrote that down.</w:t>
+      </w:r>
+    </w:p>
+    <w:p>
+      <w:pPr>
+        <w:jc w:val="left"/>
+      </w:pPr>
+      <w:r>
+        <w:t>“You included yourself,” she said.</w:t>
+      </w:r>
+    </w:p>
+    <w:p>
+      <w:pPr>
+        <w:jc w:val="left"/>
+      </w:pPr>
+      <w:r>
+        <w:t>“I included everyone,” Rahman said. “That is the point of a list.”</w:t>
+      </w:r>
+    </w:p>
+    <w:p>
+      <w:pPr>
+        <w:jc w:val="left"/>
+      </w:pPr>
+      <w:r>
+        <w:t>He said it lightly. He was not at all certain that it was a joke.</w:t>
+      </w:r>
+    </w:p>
+    <w:p>
+      <w:pPr>
+        <w:jc w:val="left"/>
+      </w:pPr>
+      <w:r>
+        <w:t>At two in the morning Rahman stood alone in SOC 4.</w:t>
       </w:r>
     </w:p>
     <w:p>

--- a/01_The_Blue_Silence/Manuscript/THE_BLUE_SILENCE_Chapter_35_The_List.docx
+++ b/01_The_Blue_Silence/Manuscript/THE_BLUE_SILENCE_Chapter_35_The_List.docx
@@ -44,7 +44,7 @@
         <w:jc w:val="left"/>
       </w:pPr>
       <w:r>
-        <w:t>That was how the list began.</w:t>
+        <w:t>The list began there.</w:t>
       </w:r>
     </w:p>
     <w:p>
@@ -3356,7 +3356,7 @@
         <w:jc w:val="left"/>
       </w:pPr>
       <w:r>
-        <w:t>Rahman thought, very quickly, about the Circle’s only real weapon: it knew when the police were coming. Every raid that had failed, every witness who had vanished, every warehouse with warm food and no people had been the same trick. Information moved faster than the people carrying it.</w:t>
+        <w:t>Rahman thought, very quickly, about The Circle’s only real weapon: it knew when the police were coming. Every raid that had failed, every witness who had vanished, every warehouse with warm food and no people had been the same trick. Information moved faster than the people carrying it.</w:t>
       </w:r>
     </w:p>
     <w:p>
@@ -3908,7 +3908,7 @@
         <w:jc w:val="left"/>
       </w:pPr>
       <w:r>
-        <w:t>It was not a victory. It was a man not dying on a night when somebody had intended it. In Rahman’s experience the Circle did not lose often, and when it did, it did not lose loudly.</w:t>
+        <w:t>It was not a victory. It was a man not dying on a night when somebody had intended it. In Rahman’s experience The Circle did not lose often, and when it did, it did not lose loudly.</w:t>
       </w:r>
     </w:p>
     <w:p>
